--- a/financialReport.docx
+++ b/financialReport.docx
@@ -14,6 +14,7 @@
           <w:szCs w:val="28"/>
         </w:rPr>
       </w:pPr>
+      <w:bookmarkStart w:id="15" w:name="_GoBack"/>
       <w:bookmarkStart w:id="0" w:name="X939e8cdb5cb2ff155937c19c7104492d1d6b167"/>
       <w:r>
         <w:rPr>
@@ -111,8 +112,6 @@
         </w:rPr>
         <w:t xml:space="preserve">1. Project Documentation </w:t>
       </w:r>
-      <w:bookmarkStart w:id="15" w:name="_GoBack"/>
-      <w:bookmarkEnd w:id="15"/>
     </w:p>
     <w:p>
       <w:pPr>
@@ -1315,6 +1314,7 @@
       <w:pPr>
         <w:pStyle w:val="3"/>
         <w:numPr>
+          <w:ilvl w:val="0"/>
           <w:numId w:val="0"/>
         </w:numPr>
         <w:ind w:left="63" w:leftChars="0"/>
@@ -1389,6 +1389,7 @@
       <w:pPr>
         <w:pStyle w:val="3"/>
         <w:numPr>
+          <w:ilvl w:val="0"/>
           <w:numId w:val="0"/>
         </w:numPr>
         <w:ind w:left="63" w:leftChars="0"/>
@@ -1463,6 +1464,7 @@
       <w:pPr>
         <w:pStyle w:val="3"/>
         <w:numPr>
+          <w:ilvl w:val="0"/>
           <w:numId w:val="0"/>
         </w:numPr>
         <w:ind w:left="63" w:leftChars="0"/>
@@ -1773,7 +1775,41 @@
           <w:sz w:val="28"/>
           <w:szCs w:val="28"/>
         </w:rPr>
-        <w:t xml:space="preserve"> Relationships: User → Account → Transaction</w:t>
+        <w:t xml:space="preserve"> Relationships: User </w:t>
+      </w:r>
+      <w:r>
+        <w:rPr>
+          <w:rFonts w:hint="default" w:ascii="Calibri" w:hAnsi="Calibri" w:cs="Calibri"/>
+          <w:sz w:val="28"/>
+          <w:szCs w:val="28"/>
+          <w:lang w:val="en-US"/>
+        </w:rPr>
+        <w:t>=&gt;</w:t>
+      </w:r>
+      <w:r>
+        <w:rPr>
+          <w:rFonts w:hint="default" w:ascii="Calibri" w:hAnsi="Calibri" w:cs="Calibri"/>
+          <w:sz w:val="28"/>
+          <w:szCs w:val="28"/>
+        </w:rPr>
+        <w:t xml:space="preserve"> Account </w:t>
+      </w:r>
+      <w:r>
+        <w:rPr>
+          <w:rFonts w:hint="default" w:ascii="Calibri" w:hAnsi="Calibri" w:cs="Calibri"/>
+          <w:sz w:val="28"/>
+          <w:szCs w:val="28"/>
+          <w:lang w:val="en-US"/>
+        </w:rPr>
+        <w:t>=&gt;</w:t>
+      </w:r>
+      <w:r>
+        <w:rPr>
+          <w:rFonts w:hint="default" w:ascii="Calibri" w:hAnsi="Calibri" w:cs="Calibri"/>
+          <w:sz w:val="28"/>
+          <w:szCs w:val="28"/>
+        </w:rPr>
+        <w:t xml:space="preserve"> Transaction</w:t>
       </w:r>
     </w:p>
     <w:p>
@@ -2233,6 +2269,7 @@
       <w:pPr>
         <w:pStyle w:val="3"/>
         <w:numPr>
+          <w:ilvl w:val="0"/>
           <w:numId w:val="0"/>
         </w:numPr>
         <w:ind w:leftChars="0"/>
@@ -3060,6 +3097,162 @@
       <w:pPr>
         <w:pStyle w:val="24"/>
         <w:numPr>
+          <w:numId w:val="0"/>
+        </w:numPr>
+        <w:ind w:left="1080" w:leftChars="0"/>
+        <w:rPr>
+          <w:rFonts w:hint="default" w:ascii="Calibri" w:hAnsi="Calibri" w:cs="Calibri"/>
+          <w:b/>
+          <w:bCs/>
+          <w:sz w:val="28"/>
+          <w:szCs w:val="28"/>
+          <w:lang w:val="en-US"/>
+        </w:rPr>
+      </w:pPr>
+      <w:r>
+        <w:rPr>
+          <w:rFonts w:hint="default" w:ascii="Calibri" w:hAnsi="Calibri" w:cs="Calibri"/>
+          <w:b/>
+          <w:bCs/>
+          <w:sz w:val="28"/>
+          <w:szCs w:val="28"/>
+          <w:lang w:val="en-US"/>
+        </w:rPr>
+        <w:t>First I entered The Correct Data</w:t>
+      </w:r>
+    </w:p>
+    <w:p>
+      <w:pPr>
+        <w:pStyle w:val="24"/>
+        <w:numPr>
+          <w:numId w:val="0"/>
+        </w:numPr>
+        <w:ind w:left="1080" w:leftChars="0"/>
+      </w:pPr>
+      <w:r>
+        <w:drawing>
+          <wp:inline distT="0" distB="0" distL="114300" distR="114300">
+            <wp:extent cx="5481320" cy="2792730"/>
+            <wp:effectExtent l="0" t="0" r="5080" b="11430"/>
+            <wp:docPr id="1" name="Picture 1"/>
+            <wp:cNvGraphicFramePr>
+              <a:graphicFrameLocks xmlns:a="http://schemas.openxmlformats.org/drawingml/2006/main" noChangeAspect="1"/>
+            </wp:cNvGraphicFramePr>
+            <a:graphic xmlns:a="http://schemas.openxmlformats.org/drawingml/2006/main">
+              <a:graphicData uri="http://schemas.openxmlformats.org/drawingml/2006/picture">
+                <pic:pic xmlns:pic="http://schemas.openxmlformats.org/drawingml/2006/picture">
+                  <pic:nvPicPr>
+                    <pic:cNvPr id="1" name="Picture 1"/>
+                    <pic:cNvPicPr>
+                      <a:picLocks noChangeAspect="1"/>
+                    </pic:cNvPicPr>
+                  </pic:nvPicPr>
+                  <pic:blipFill>
+                    <a:blip r:embed="rId5"/>
+                    <a:stretch>
+                      <a:fillRect/>
+                    </a:stretch>
+                  </pic:blipFill>
+                  <pic:spPr>
+                    <a:xfrm>
+                      <a:off x="0" y="0"/>
+                      <a:ext cx="5481320" cy="2792730"/>
+                    </a:xfrm>
+                    <a:prstGeom prst="rect">
+                      <a:avLst/>
+                    </a:prstGeom>
+                    <a:noFill/>
+                    <a:ln>
+                      <a:noFill/>
+                    </a:ln>
+                  </pic:spPr>
+                </pic:pic>
+              </a:graphicData>
+            </a:graphic>
+          </wp:inline>
+        </w:drawing>
+      </w:r>
+    </w:p>
+    <w:p>
+      <w:pPr>
+        <w:pStyle w:val="24"/>
+        <w:numPr>
+          <w:numId w:val="0"/>
+        </w:numPr>
+        <w:ind w:left="1080" w:leftChars="0"/>
+        <w:rPr>
+          <w:rFonts w:hint="default" w:ascii="Calibri" w:hAnsi="Calibri" w:cs="Calibri"/>
+          <w:b/>
+          <w:bCs/>
+          <w:lang w:val="en-US"/>
+        </w:rPr>
+      </w:pPr>
+      <w:r>
+        <w:rPr>
+          <w:rFonts w:hint="default" w:ascii="Calibri" w:hAnsi="Calibri" w:cs="Calibri"/>
+          <w:b/>
+          <w:bCs/>
+          <w:lang w:val="en-US"/>
+        </w:rPr>
+        <w:t>Click On the Login throw me on the dashboard</w:t>
+      </w:r>
+      <w:r>
+        <w:rPr>
+          <w:rFonts w:hint="default" w:ascii="Calibri" w:hAnsi="Calibri" w:cs="Calibri"/>
+          <w:b/>
+          <w:bCs/>
+          <w:lang w:val="en-US"/>
+        </w:rPr>
+        <w:br w:type="textWrapping"/>
+      </w:r>
+      <w:r>
+        <w:drawing>
+          <wp:inline distT="0" distB="0" distL="114300" distR="114300">
+            <wp:extent cx="5478145" cy="2651760"/>
+            <wp:effectExtent l="0" t="0" r="8255" b="0"/>
+            <wp:docPr id="2" name="Picture 2"/>
+            <wp:cNvGraphicFramePr>
+              <a:graphicFrameLocks xmlns:a="http://schemas.openxmlformats.org/drawingml/2006/main" noChangeAspect="1"/>
+            </wp:cNvGraphicFramePr>
+            <a:graphic xmlns:a="http://schemas.openxmlformats.org/drawingml/2006/main">
+              <a:graphicData uri="http://schemas.openxmlformats.org/drawingml/2006/picture">
+                <pic:pic xmlns:pic="http://schemas.openxmlformats.org/drawingml/2006/picture">
+                  <pic:nvPicPr>
+                    <pic:cNvPr id="2" name="Picture 2"/>
+                    <pic:cNvPicPr>
+                      <a:picLocks noChangeAspect="1"/>
+                    </pic:cNvPicPr>
+                  </pic:nvPicPr>
+                  <pic:blipFill>
+                    <a:blip r:embed="rId6"/>
+                    <a:stretch>
+                      <a:fillRect/>
+                    </a:stretch>
+                  </pic:blipFill>
+                  <pic:spPr>
+                    <a:xfrm>
+                      <a:off x="0" y="0"/>
+                      <a:ext cx="5478145" cy="2651760"/>
+                    </a:xfrm>
+                    <a:prstGeom prst="rect">
+                      <a:avLst/>
+                    </a:prstGeom>
+                    <a:noFill/>
+                    <a:ln>
+                      <a:noFill/>
+                    </a:ln>
+                  </pic:spPr>
+                </pic:pic>
+              </a:graphicData>
+            </a:graphic>
+          </wp:inline>
+        </w:drawing>
+      </w:r>
+    </w:p>
+    <w:p>
+      <w:pPr>
+        <w:pStyle w:val="24"/>
+        <w:numPr>
           <w:ilvl w:val="1"/>
           <w:numId w:val="8"/>
         </w:numPr>
@@ -3082,6 +3275,729 @@
       <w:pPr>
         <w:pStyle w:val="24"/>
         <w:numPr>
+          <w:numId w:val="0"/>
+        </w:numPr>
+        <w:ind w:left="1080" w:leftChars="0"/>
+        <w:rPr>
+          <w:rFonts w:hint="default" w:ascii="Calibri" w:hAnsi="Calibri" w:cs="Calibri"/>
+          <w:b/>
+          <w:bCs/>
+          <w:sz w:val="28"/>
+          <w:szCs w:val="28"/>
+          <w:lang w:val="en-US"/>
+        </w:rPr>
+      </w:pPr>
+      <w:r>
+        <w:rPr>
+          <w:rFonts w:hint="default" w:ascii="Calibri" w:hAnsi="Calibri" w:cs="Calibri"/>
+          <w:b/>
+          <w:bCs/>
+          <w:sz w:val="28"/>
+          <w:szCs w:val="28"/>
+          <w:lang w:val="en-US"/>
+        </w:rPr>
+        <w:t>Create Operation</w:t>
+      </w:r>
+    </w:p>
+    <w:p>
+      <w:pPr>
+        <w:pStyle w:val="24"/>
+        <w:numPr>
+          <w:numId w:val="0"/>
+        </w:numPr>
+        <w:ind w:left="1080" w:leftChars="0"/>
+        <w:rPr>
+          <w:rFonts w:hint="default" w:ascii="Calibri" w:hAnsi="Calibri" w:cs="Calibri"/>
+          <w:b/>
+          <w:bCs/>
+          <w:sz w:val="28"/>
+          <w:szCs w:val="28"/>
+          <w:lang w:val="en-US"/>
+        </w:rPr>
+      </w:pPr>
+      <w:r>
+        <w:rPr>
+          <w:rFonts w:hint="default" w:ascii="Calibri" w:hAnsi="Calibri" w:cs="Calibri"/>
+          <w:b/>
+          <w:bCs/>
+          <w:sz w:val="28"/>
+          <w:szCs w:val="28"/>
+          <w:lang w:val="en-US"/>
+        </w:rPr>
+        <w:t>Add New Account After Login</w:t>
+      </w:r>
+    </w:p>
+    <w:p>
+      <w:pPr>
+        <w:pStyle w:val="24"/>
+        <w:numPr>
+          <w:numId w:val="0"/>
+        </w:numPr>
+        <w:ind w:left="1080" w:leftChars="0"/>
+      </w:pPr>
+      <w:r>
+        <w:drawing>
+          <wp:inline distT="0" distB="0" distL="114300" distR="114300">
+            <wp:extent cx="5485765" cy="2723515"/>
+            <wp:effectExtent l="0" t="0" r="635" b="4445"/>
+            <wp:docPr id="3" name="Picture 3"/>
+            <wp:cNvGraphicFramePr>
+              <a:graphicFrameLocks xmlns:a="http://schemas.openxmlformats.org/drawingml/2006/main" noChangeAspect="1"/>
+            </wp:cNvGraphicFramePr>
+            <a:graphic xmlns:a="http://schemas.openxmlformats.org/drawingml/2006/main">
+              <a:graphicData uri="http://schemas.openxmlformats.org/drawingml/2006/picture">
+                <pic:pic xmlns:pic="http://schemas.openxmlformats.org/drawingml/2006/picture">
+                  <pic:nvPicPr>
+                    <pic:cNvPr id="3" name="Picture 3"/>
+                    <pic:cNvPicPr>
+                      <a:picLocks noChangeAspect="1"/>
+                    </pic:cNvPicPr>
+                  </pic:nvPicPr>
+                  <pic:blipFill>
+                    <a:blip r:embed="rId7"/>
+                    <a:stretch>
+                      <a:fillRect/>
+                    </a:stretch>
+                  </pic:blipFill>
+                  <pic:spPr>
+                    <a:xfrm>
+                      <a:off x="0" y="0"/>
+                      <a:ext cx="5485765" cy="2723515"/>
+                    </a:xfrm>
+                    <a:prstGeom prst="rect">
+                      <a:avLst/>
+                    </a:prstGeom>
+                    <a:noFill/>
+                    <a:ln>
+                      <a:noFill/>
+                    </a:ln>
+                  </pic:spPr>
+                </pic:pic>
+              </a:graphicData>
+            </a:graphic>
+          </wp:inline>
+        </w:drawing>
+      </w:r>
+    </w:p>
+    <w:p>
+      <w:pPr>
+        <w:pStyle w:val="24"/>
+        <w:numPr>
+          <w:numId w:val="0"/>
+        </w:numPr>
+        <w:ind w:left="1080" w:leftChars="0"/>
+      </w:pPr>
+      <w:r>
+        <w:drawing>
+          <wp:inline distT="0" distB="0" distL="114300" distR="114300">
+            <wp:extent cx="5480685" cy="2672080"/>
+            <wp:effectExtent l="0" t="0" r="5715" b="10160"/>
+            <wp:docPr id="4" name="Picture 4"/>
+            <wp:cNvGraphicFramePr>
+              <a:graphicFrameLocks xmlns:a="http://schemas.openxmlformats.org/drawingml/2006/main" noChangeAspect="1"/>
+            </wp:cNvGraphicFramePr>
+            <a:graphic xmlns:a="http://schemas.openxmlformats.org/drawingml/2006/main">
+              <a:graphicData uri="http://schemas.openxmlformats.org/drawingml/2006/picture">
+                <pic:pic xmlns:pic="http://schemas.openxmlformats.org/drawingml/2006/picture">
+                  <pic:nvPicPr>
+                    <pic:cNvPr id="4" name="Picture 4"/>
+                    <pic:cNvPicPr>
+                      <a:picLocks noChangeAspect="1"/>
+                    </pic:cNvPicPr>
+                  </pic:nvPicPr>
+                  <pic:blipFill>
+                    <a:blip r:embed="rId8"/>
+                    <a:stretch>
+                      <a:fillRect/>
+                    </a:stretch>
+                  </pic:blipFill>
+                  <pic:spPr>
+                    <a:xfrm>
+                      <a:off x="0" y="0"/>
+                      <a:ext cx="5480685" cy="2672080"/>
+                    </a:xfrm>
+                    <a:prstGeom prst="rect">
+                      <a:avLst/>
+                    </a:prstGeom>
+                    <a:noFill/>
+                    <a:ln>
+                      <a:noFill/>
+                    </a:ln>
+                  </pic:spPr>
+                </pic:pic>
+              </a:graphicData>
+            </a:graphic>
+          </wp:inline>
+        </w:drawing>
+      </w:r>
+    </w:p>
+    <w:p>
+      <w:pPr>
+        <w:pStyle w:val="24"/>
+        <w:numPr>
+          <w:numId w:val="0"/>
+        </w:numPr>
+        <w:ind w:left="1080" w:leftChars="0"/>
+        <w:rPr>
+          <w:rFonts w:hint="default" w:ascii="Calibri" w:hAnsi="Calibri" w:cs="Calibri"/>
+          <w:b/>
+          <w:bCs/>
+          <w:lang w:val="en-US"/>
+        </w:rPr>
+      </w:pPr>
+      <w:r>
+        <w:rPr>
+          <w:rFonts w:hint="default" w:ascii="Calibri" w:hAnsi="Calibri" w:cs="Calibri"/>
+          <w:b/>
+          <w:bCs/>
+          <w:lang w:val="en-US"/>
+        </w:rPr>
+        <w:t>Now Account Created Successful</w:t>
+      </w:r>
+    </w:p>
+    <w:p>
+      <w:pPr>
+        <w:pStyle w:val="24"/>
+        <w:numPr>
+          <w:numId w:val="0"/>
+        </w:numPr>
+        <w:ind w:left="1080" w:leftChars="0"/>
+      </w:pPr>
+      <w:r>
+        <w:drawing>
+          <wp:inline distT="0" distB="0" distL="114300" distR="114300">
+            <wp:extent cx="5480685" cy="2557780"/>
+            <wp:effectExtent l="0" t="0" r="5715" b="2540"/>
+            <wp:docPr id="5" name="Picture 5"/>
+            <wp:cNvGraphicFramePr>
+              <a:graphicFrameLocks xmlns:a="http://schemas.openxmlformats.org/drawingml/2006/main" noChangeAspect="1"/>
+            </wp:cNvGraphicFramePr>
+            <a:graphic xmlns:a="http://schemas.openxmlformats.org/drawingml/2006/main">
+              <a:graphicData uri="http://schemas.openxmlformats.org/drawingml/2006/picture">
+                <pic:pic xmlns:pic="http://schemas.openxmlformats.org/drawingml/2006/picture">
+                  <pic:nvPicPr>
+                    <pic:cNvPr id="5" name="Picture 5"/>
+                    <pic:cNvPicPr>
+                      <a:picLocks noChangeAspect="1"/>
+                    </pic:cNvPicPr>
+                  </pic:nvPicPr>
+                  <pic:blipFill>
+                    <a:blip r:embed="rId9"/>
+                    <a:stretch>
+                      <a:fillRect/>
+                    </a:stretch>
+                  </pic:blipFill>
+                  <pic:spPr>
+                    <a:xfrm>
+                      <a:off x="0" y="0"/>
+                      <a:ext cx="5480685" cy="2557780"/>
+                    </a:xfrm>
+                    <a:prstGeom prst="rect">
+                      <a:avLst/>
+                    </a:prstGeom>
+                    <a:noFill/>
+                    <a:ln>
+                      <a:noFill/>
+                    </a:ln>
+                  </pic:spPr>
+                </pic:pic>
+              </a:graphicData>
+            </a:graphic>
+          </wp:inline>
+        </w:drawing>
+      </w:r>
+    </w:p>
+    <w:p>
+      <w:pPr>
+        <w:pStyle w:val="24"/>
+        <w:numPr>
+          <w:numId w:val="0"/>
+        </w:numPr>
+        <w:ind w:left="1080" w:leftChars="0"/>
+        <w:rPr>
+          <w:rFonts w:hint="default" w:ascii="Calibri" w:hAnsi="Calibri" w:cs="Calibri"/>
+          <w:b/>
+          <w:bCs/>
+          <w:lang w:val="en-US"/>
+        </w:rPr>
+      </w:pPr>
+      <w:r>
+        <w:rPr>
+          <w:rFonts w:hint="default" w:ascii="Calibri" w:hAnsi="Calibri" w:cs="Calibri"/>
+          <w:b/>
+          <w:bCs/>
+          <w:lang w:val="en-US"/>
+        </w:rPr>
+        <w:t>Update Account</w:t>
+      </w:r>
+    </w:p>
+    <w:p>
+      <w:pPr>
+        <w:pStyle w:val="24"/>
+        <w:numPr>
+          <w:numId w:val="0"/>
+        </w:numPr>
+        <w:ind w:left="1080" w:leftChars="0"/>
+        <w:rPr>
+          <w:rFonts w:hint="default" w:ascii="Calibri" w:hAnsi="Calibri" w:cs="Calibri"/>
+          <w:b/>
+          <w:bCs/>
+          <w:lang w:val="en-US"/>
+        </w:rPr>
+      </w:pPr>
+      <w:r>
+        <w:rPr>
+          <w:rFonts w:hint="default" w:ascii="Calibri" w:hAnsi="Calibri" w:cs="Calibri"/>
+          <w:b/>
+          <w:bCs/>
+          <w:lang w:val="en-US"/>
+        </w:rPr>
+        <w:t>Before Update Account Name is Bank Of Kigali let’s change it to BK</w:t>
+      </w:r>
+    </w:p>
+    <w:p>
+      <w:pPr>
+        <w:pStyle w:val="24"/>
+        <w:numPr>
+          <w:numId w:val="0"/>
+        </w:numPr>
+        <w:ind w:left="1080" w:leftChars="0"/>
+      </w:pPr>
+      <w:r>
+        <w:drawing>
+          <wp:inline distT="0" distB="0" distL="114300" distR="114300">
+            <wp:extent cx="5478780" cy="2642235"/>
+            <wp:effectExtent l="0" t="0" r="7620" b="9525"/>
+            <wp:docPr id="6" name="Picture 6"/>
+            <wp:cNvGraphicFramePr>
+              <a:graphicFrameLocks xmlns:a="http://schemas.openxmlformats.org/drawingml/2006/main" noChangeAspect="1"/>
+            </wp:cNvGraphicFramePr>
+            <a:graphic xmlns:a="http://schemas.openxmlformats.org/drawingml/2006/main">
+              <a:graphicData uri="http://schemas.openxmlformats.org/drawingml/2006/picture">
+                <pic:pic xmlns:pic="http://schemas.openxmlformats.org/drawingml/2006/picture">
+                  <pic:nvPicPr>
+                    <pic:cNvPr id="6" name="Picture 6"/>
+                    <pic:cNvPicPr>
+                      <a:picLocks noChangeAspect="1"/>
+                    </pic:cNvPicPr>
+                  </pic:nvPicPr>
+                  <pic:blipFill>
+                    <a:blip r:embed="rId10"/>
+                    <a:stretch>
+                      <a:fillRect/>
+                    </a:stretch>
+                  </pic:blipFill>
+                  <pic:spPr>
+                    <a:xfrm>
+                      <a:off x="0" y="0"/>
+                      <a:ext cx="5478780" cy="2642235"/>
+                    </a:xfrm>
+                    <a:prstGeom prst="rect">
+                      <a:avLst/>
+                    </a:prstGeom>
+                    <a:noFill/>
+                    <a:ln>
+                      <a:noFill/>
+                    </a:ln>
+                  </pic:spPr>
+                </pic:pic>
+              </a:graphicData>
+            </a:graphic>
+          </wp:inline>
+        </w:drawing>
+      </w:r>
+    </w:p>
+    <w:p>
+      <w:pPr>
+        <w:pStyle w:val="24"/>
+        <w:numPr>
+          <w:numId w:val="0"/>
+        </w:numPr>
+        <w:ind w:left="1080" w:leftChars="0"/>
+      </w:pPr>
+      <w:r>
+        <w:rPr>
+          <w:rFonts w:hint="default" w:ascii="Calibri" w:hAnsi="Calibri" w:cs="Calibri"/>
+          <w:b/>
+          <w:bCs/>
+          <w:lang w:val="en-US"/>
+        </w:rPr>
+        <w:t>After Update</w:t>
+      </w:r>
+      <w:r>
+        <w:rPr>
+          <w:rFonts w:hint="default" w:ascii="Calibri" w:hAnsi="Calibri" w:cs="Calibri"/>
+          <w:b/>
+          <w:bCs/>
+          <w:lang w:val="en-US"/>
+        </w:rPr>
+        <w:br w:type="textWrapping"/>
+      </w:r>
+      <w:r>
+        <w:drawing>
+          <wp:inline distT="0" distB="0" distL="114300" distR="114300">
+            <wp:extent cx="5480685" cy="2571750"/>
+            <wp:effectExtent l="0" t="0" r="5715" b="3810"/>
+            <wp:docPr id="7" name="Picture 7"/>
+            <wp:cNvGraphicFramePr>
+              <a:graphicFrameLocks xmlns:a="http://schemas.openxmlformats.org/drawingml/2006/main" noChangeAspect="1"/>
+            </wp:cNvGraphicFramePr>
+            <a:graphic xmlns:a="http://schemas.openxmlformats.org/drawingml/2006/main">
+              <a:graphicData uri="http://schemas.openxmlformats.org/drawingml/2006/picture">
+                <pic:pic xmlns:pic="http://schemas.openxmlformats.org/drawingml/2006/picture">
+                  <pic:nvPicPr>
+                    <pic:cNvPr id="7" name="Picture 7"/>
+                    <pic:cNvPicPr>
+                      <a:picLocks noChangeAspect="1"/>
+                    </pic:cNvPicPr>
+                  </pic:nvPicPr>
+                  <pic:blipFill>
+                    <a:blip r:embed="rId11"/>
+                    <a:stretch>
+                      <a:fillRect/>
+                    </a:stretch>
+                  </pic:blipFill>
+                  <pic:spPr>
+                    <a:xfrm>
+                      <a:off x="0" y="0"/>
+                      <a:ext cx="5480685" cy="2571750"/>
+                    </a:xfrm>
+                    <a:prstGeom prst="rect">
+                      <a:avLst/>
+                    </a:prstGeom>
+                    <a:noFill/>
+                    <a:ln>
+                      <a:noFill/>
+                    </a:ln>
+                  </pic:spPr>
+                </pic:pic>
+              </a:graphicData>
+            </a:graphic>
+          </wp:inline>
+        </w:drawing>
+      </w:r>
+    </w:p>
+    <w:p>
+      <w:pPr>
+        <w:pStyle w:val="24"/>
+        <w:numPr>
+          <w:numId w:val="0"/>
+        </w:numPr>
+        <w:ind w:left="1080" w:leftChars="0"/>
+        <w:rPr>
+          <w:rFonts w:hint="default" w:ascii="Calibri" w:hAnsi="Calibri" w:cs="Calibri"/>
+          <w:b/>
+          <w:bCs/>
+          <w:lang w:val="en-US"/>
+        </w:rPr>
+      </w:pPr>
+      <w:r>
+        <w:rPr>
+          <w:rFonts w:hint="default" w:ascii="Calibri" w:hAnsi="Calibri" w:cs="Calibri"/>
+          <w:b/>
+          <w:bCs/>
+          <w:lang w:val="en-US"/>
+        </w:rPr>
+        <w:t xml:space="preserve">Select All Account I have </w:t>
+      </w:r>
+    </w:p>
+    <w:p>
+      <w:pPr>
+        <w:pStyle w:val="24"/>
+        <w:numPr>
+          <w:numId w:val="0"/>
+        </w:numPr>
+        <w:ind w:left="1080" w:leftChars="0"/>
+      </w:pPr>
+      <w:r>
+        <w:drawing>
+          <wp:inline distT="0" distB="0" distL="114300" distR="114300">
+            <wp:extent cx="5481320" cy="3192780"/>
+            <wp:effectExtent l="0" t="0" r="5080" b="7620"/>
+            <wp:docPr id="8" name="Picture 8"/>
+            <wp:cNvGraphicFramePr>
+              <a:graphicFrameLocks xmlns:a="http://schemas.openxmlformats.org/drawingml/2006/main" noChangeAspect="1"/>
+            </wp:cNvGraphicFramePr>
+            <a:graphic xmlns:a="http://schemas.openxmlformats.org/drawingml/2006/main">
+              <a:graphicData uri="http://schemas.openxmlformats.org/drawingml/2006/picture">
+                <pic:pic xmlns:pic="http://schemas.openxmlformats.org/drawingml/2006/picture">
+                  <pic:nvPicPr>
+                    <pic:cNvPr id="8" name="Picture 8"/>
+                    <pic:cNvPicPr>
+                      <a:picLocks noChangeAspect="1"/>
+                    </pic:cNvPicPr>
+                  </pic:nvPicPr>
+                  <pic:blipFill>
+                    <a:blip r:embed="rId12"/>
+                    <a:stretch>
+                      <a:fillRect/>
+                    </a:stretch>
+                  </pic:blipFill>
+                  <pic:spPr>
+                    <a:xfrm>
+                      <a:off x="0" y="0"/>
+                      <a:ext cx="5481320" cy="3192780"/>
+                    </a:xfrm>
+                    <a:prstGeom prst="rect">
+                      <a:avLst/>
+                    </a:prstGeom>
+                    <a:noFill/>
+                    <a:ln>
+                      <a:noFill/>
+                    </a:ln>
+                  </pic:spPr>
+                </pic:pic>
+              </a:graphicData>
+            </a:graphic>
+          </wp:inline>
+        </w:drawing>
+      </w:r>
+    </w:p>
+    <w:p>
+      <w:pPr>
+        <w:pStyle w:val="24"/>
+        <w:numPr>
+          <w:numId w:val="0"/>
+        </w:numPr>
+        <w:ind w:left="1080" w:leftChars="0"/>
+        <w:rPr>
+          <w:rFonts w:hint="default" w:ascii="Calibri" w:hAnsi="Calibri" w:cs="Calibri"/>
+          <w:b/>
+          <w:bCs/>
+          <w:lang w:val="en-US"/>
+        </w:rPr>
+      </w:pPr>
+      <w:r>
+        <w:rPr>
+          <w:rFonts w:hint="default" w:ascii="Calibri" w:hAnsi="Calibri" w:cs="Calibri"/>
+          <w:b/>
+          <w:bCs/>
+          <w:lang w:val="en-US"/>
+        </w:rPr>
+        <w:t xml:space="preserve"> Delete BK Account</w:t>
+      </w:r>
+    </w:p>
+    <w:p>
+      <w:pPr>
+        <w:pStyle w:val="24"/>
+        <w:numPr>
+          <w:numId w:val="0"/>
+        </w:numPr>
+        <w:ind w:left="1080" w:leftChars="0"/>
+        <w:rPr>
+          <w:rFonts w:hint="default" w:ascii="Calibri" w:hAnsi="Calibri" w:cs="Calibri"/>
+          <w:b/>
+          <w:bCs/>
+          <w:lang w:val="en-US"/>
+        </w:rPr>
+      </w:pPr>
+      <w:r>
+        <w:rPr>
+          <w:rFonts w:hint="default" w:ascii="Calibri" w:hAnsi="Calibri" w:cs="Calibri"/>
+          <w:b/>
+          <w:bCs/>
+          <w:lang w:val="en-US"/>
+        </w:rPr>
+        <w:t>Before Delete Operation</w:t>
+      </w:r>
+    </w:p>
+    <w:p>
+      <w:pPr>
+        <w:pStyle w:val="24"/>
+        <w:numPr>
+          <w:numId w:val="0"/>
+        </w:numPr>
+        <w:ind w:left="1080" w:leftChars="0"/>
+      </w:pPr>
+      <w:r>
+        <w:drawing>
+          <wp:inline distT="0" distB="0" distL="114300" distR="114300">
+            <wp:extent cx="5480685" cy="2623185"/>
+            <wp:effectExtent l="0" t="0" r="5715" b="13335"/>
+            <wp:docPr id="9" name="Picture 9"/>
+            <wp:cNvGraphicFramePr>
+              <a:graphicFrameLocks xmlns:a="http://schemas.openxmlformats.org/drawingml/2006/main" noChangeAspect="1"/>
+            </wp:cNvGraphicFramePr>
+            <a:graphic xmlns:a="http://schemas.openxmlformats.org/drawingml/2006/main">
+              <a:graphicData uri="http://schemas.openxmlformats.org/drawingml/2006/picture">
+                <pic:pic xmlns:pic="http://schemas.openxmlformats.org/drawingml/2006/picture">
+                  <pic:nvPicPr>
+                    <pic:cNvPr id="9" name="Picture 9"/>
+                    <pic:cNvPicPr>
+                      <a:picLocks noChangeAspect="1"/>
+                    </pic:cNvPicPr>
+                  </pic:nvPicPr>
+                  <pic:blipFill>
+                    <a:blip r:embed="rId13"/>
+                    <a:stretch>
+                      <a:fillRect/>
+                    </a:stretch>
+                  </pic:blipFill>
+                  <pic:spPr>
+                    <a:xfrm>
+                      <a:off x="0" y="0"/>
+                      <a:ext cx="5480685" cy="2623185"/>
+                    </a:xfrm>
+                    <a:prstGeom prst="rect">
+                      <a:avLst/>
+                    </a:prstGeom>
+                    <a:noFill/>
+                    <a:ln>
+                      <a:noFill/>
+                    </a:ln>
+                  </pic:spPr>
+                </pic:pic>
+              </a:graphicData>
+            </a:graphic>
+          </wp:inline>
+        </w:drawing>
+      </w:r>
+    </w:p>
+    <w:p>
+      <w:pPr>
+        <w:pStyle w:val="24"/>
+        <w:numPr>
+          <w:numId w:val="0"/>
+        </w:numPr>
+        <w:ind w:left="1080" w:leftChars="0"/>
+        <w:rPr>
+          <w:rFonts w:hint="default" w:ascii="Calibri" w:hAnsi="Calibri" w:cs="Calibri"/>
+          <w:b/>
+          <w:bCs/>
+          <w:lang w:val="en-US"/>
+        </w:rPr>
+      </w:pPr>
+      <w:r>
+        <w:rPr>
+          <w:rFonts w:hint="default" w:ascii="Calibri" w:hAnsi="Calibri" w:cs="Calibri"/>
+          <w:b/>
+          <w:bCs/>
+          <w:lang w:val="en-US"/>
+        </w:rPr>
+        <w:t>After Delete Operation</w:t>
+      </w:r>
+    </w:p>
+    <w:p>
+      <w:pPr>
+        <w:pStyle w:val="24"/>
+        <w:numPr>
+          <w:numId w:val="0"/>
+        </w:numPr>
+        <w:ind w:left="1080" w:leftChars="0"/>
+      </w:pPr>
+      <w:r>
+        <w:drawing>
+          <wp:inline distT="0" distB="0" distL="114300" distR="114300">
+            <wp:extent cx="5478145" cy="2635885"/>
+            <wp:effectExtent l="0" t="0" r="8255" b="635"/>
+            <wp:docPr id="10" name="Picture 10"/>
+            <wp:cNvGraphicFramePr>
+              <a:graphicFrameLocks xmlns:a="http://schemas.openxmlformats.org/drawingml/2006/main" noChangeAspect="1"/>
+            </wp:cNvGraphicFramePr>
+            <a:graphic xmlns:a="http://schemas.openxmlformats.org/drawingml/2006/main">
+              <a:graphicData uri="http://schemas.openxmlformats.org/drawingml/2006/picture">
+                <pic:pic xmlns:pic="http://schemas.openxmlformats.org/drawingml/2006/picture">
+                  <pic:nvPicPr>
+                    <pic:cNvPr id="10" name="Picture 10"/>
+                    <pic:cNvPicPr>
+                      <a:picLocks noChangeAspect="1"/>
+                    </pic:cNvPicPr>
+                  </pic:nvPicPr>
+                  <pic:blipFill>
+                    <a:blip r:embed="rId14"/>
+                    <a:stretch>
+                      <a:fillRect/>
+                    </a:stretch>
+                  </pic:blipFill>
+                  <pic:spPr>
+                    <a:xfrm>
+                      <a:off x="0" y="0"/>
+                      <a:ext cx="5478145" cy="2635885"/>
+                    </a:xfrm>
+                    <a:prstGeom prst="rect">
+                      <a:avLst/>
+                    </a:prstGeom>
+                    <a:noFill/>
+                    <a:ln>
+                      <a:noFill/>
+                    </a:ln>
+                  </pic:spPr>
+                </pic:pic>
+              </a:graphicData>
+            </a:graphic>
+          </wp:inline>
+        </w:drawing>
+      </w:r>
+    </w:p>
+    <w:p>
+      <w:pPr>
+        <w:pStyle w:val="24"/>
+        <w:numPr>
+          <w:numId w:val="0"/>
+        </w:numPr>
+        <w:ind w:left="1080" w:leftChars="0"/>
+      </w:pPr>
+      <w:r>
+        <w:drawing>
+          <wp:inline distT="0" distB="0" distL="114300" distR="114300">
+            <wp:extent cx="5472430" cy="2606675"/>
+            <wp:effectExtent l="0" t="0" r="13970" b="14605"/>
+            <wp:docPr id="11" name="Picture 11"/>
+            <wp:cNvGraphicFramePr>
+              <a:graphicFrameLocks xmlns:a="http://schemas.openxmlformats.org/drawingml/2006/main" noChangeAspect="1"/>
+            </wp:cNvGraphicFramePr>
+            <a:graphic xmlns:a="http://schemas.openxmlformats.org/drawingml/2006/main">
+              <a:graphicData uri="http://schemas.openxmlformats.org/drawingml/2006/picture">
+                <pic:pic xmlns:pic="http://schemas.openxmlformats.org/drawingml/2006/picture">
+                  <pic:nvPicPr>
+                    <pic:cNvPr id="11" name="Picture 11"/>
+                    <pic:cNvPicPr>
+                      <a:picLocks noChangeAspect="1"/>
+                    </pic:cNvPicPr>
+                  </pic:nvPicPr>
+                  <pic:blipFill>
+                    <a:blip r:embed="rId15"/>
+                    <a:stretch>
+                      <a:fillRect/>
+                    </a:stretch>
+                  </pic:blipFill>
+                  <pic:spPr>
+                    <a:xfrm>
+                      <a:off x="0" y="0"/>
+                      <a:ext cx="5472430" cy="2606675"/>
+                    </a:xfrm>
+                    <a:prstGeom prst="rect">
+                      <a:avLst/>
+                    </a:prstGeom>
+                    <a:noFill/>
+                    <a:ln>
+                      <a:noFill/>
+                    </a:ln>
+                  </pic:spPr>
+                </pic:pic>
+              </a:graphicData>
+            </a:graphic>
+          </wp:inline>
+        </w:drawing>
+      </w:r>
+    </w:p>
+    <w:p>
+      <w:pPr>
+        <w:pStyle w:val="24"/>
+        <w:numPr>
+          <w:numId w:val="0"/>
+        </w:numPr>
+        <w:ind w:left="1080" w:leftChars="0"/>
+        <w:rPr>
+          <w:rFonts w:hint="default"/>
+          <w:lang w:val="en-US"/>
+        </w:rPr>
+      </w:pPr>
+    </w:p>
+    <w:p>
+      <w:pPr>
+        <w:pStyle w:val="24"/>
+        <w:numPr>
           <w:ilvl w:val="1"/>
           <w:numId w:val="8"/>
         </w:numPr>
@@ -3104,7 +4020,119 @@
       <w:pPr>
         <w:pStyle w:val="24"/>
         <w:numPr>
-          <w:ilvl w:val="1"/>
+          <w:numId w:val="0"/>
+        </w:numPr>
+        <w:ind w:left="1080" w:leftChars="0"/>
+        <w:rPr>
+          <w:rFonts w:hint="default" w:ascii="Calibri" w:hAnsi="Calibri" w:cs="Calibri"/>
+          <w:b/>
+          <w:bCs/>
+          <w:sz w:val="28"/>
+          <w:szCs w:val="28"/>
+          <w:lang w:val="en-US"/>
+        </w:rPr>
+      </w:pPr>
+      <w:r>
+        <w:rPr>
+          <w:rFonts w:hint="default" w:ascii="Calibri" w:hAnsi="Calibri" w:cs="Calibri"/>
+          <w:b/>
+          <w:bCs/>
+          <w:sz w:val="28"/>
+          <w:szCs w:val="28"/>
+          <w:lang w:val="en-US"/>
+        </w:rPr>
+        <w:t>Try To login With the wrong Data</w:t>
+      </w:r>
+    </w:p>
+    <w:p>
+      <w:pPr>
+        <w:pStyle w:val="24"/>
+        <w:numPr>
+          <w:numId w:val="0"/>
+        </w:numPr>
+        <w:ind w:left="1080" w:leftChars="0"/>
+        <w:rPr>
+          <w:rFonts w:hint="default" w:ascii="Calibri" w:hAnsi="Calibri" w:cs="Calibri"/>
+          <w:sz w:val="28"/>
+          <w:szCs w:val="28"/>
+          <w:lang w:val="en-US"/>
+        </w:rPr>
+      </w:pPr>
+      <w:r>
+        <w:drawing>
+          <wp:inline distT="0" distB="0" distL="114300" distR="114300">
+            <wp:extent cx="5478145" cy="2641600"/>
+            <wp:effectExtent l="0" t="0" r="8255" b="10160"/>
+            <wp:docPr id="12" name="Picture 12"/>
+            <wp:cNvGraphicFramePr>
+              <a:graphicFrameLocks xmlns:a="http://schemas.openxmlformats.org/drawingml/2006/main" noChangeAspect="1"/>
+            </wp:cNvGraphicFramePr>
+            <a:graphic xmlns:a="http://schemas.openxmlformats.org/drawingml/2006/main">
+              <a:graphicData uri="http://schemas.openxmlformats.org/drawingml/2006/picture">
+                <pic:pic xmlns:pic="http://schemas.openxmlformats.org/drawingml/2006/picture">
+                  <pic:nvPicPr>
+                    <pic:cNvPr id="12" name="Picture 12"/>
+                    <pic:cNvPicPr>
+                      <a:picLocks noChangeAspect="1"/>
+                    </pic:cNvPicPr>
+                  </pic:nvPicPr>
+                  <pic:blipFill>
+                    <a:blip r:embed="rId16"/>
+                    <a:stretch>
+                      <a:fillRect/>
+                    </a:stretch>
+                  </pic:blipFill>
+                  <pic:spPr>
+                    <a:xfrm>
+                      <a:off x="0" y="0"/>
+                      <a:ext cx="5478145" cy="2641600"/>
+                    </a:xfrm>
+                    <a:prstGeom prst="rect">
+                      <a:avLst/>
+                    </a:prstGeom>
+                    <a:noFill/>
+                    <a:ln>
+                      <a:noFill/>
+                    </a:ln>
+                  </pic:spPr>
+                </pic:pic>
+              </a:graphicData>
+            </a:graphic>
+          </wp:inline>
+        </w:drawing>
+      </w:r>
+    </w:p>
+    <w:bookmarkEnd w:id="12"/>
+    <w:p>
+      <w:pPr>
+        <w:pStyle w:val="4"/>
+        <w:rPr>
+          <w:rFonts w:hint="default" w:ascii="Calibri" w:hAnsi="Calibri" w:cs="Calibri"/>
+          <w:b/>
+          <w:bCs/>
+          <w:color w:val="auto"/>
+          <w:sz w:val="28"/>
+          <w:szCs w:val="28"/>
+        </w:rPr>
+      </w:pPr>
+      <w:bookmarkStart w:id="13" w:name="deployment-requirements"/>
+      <w:r>
+        <w:rPr>
+          <w:rFonts w:hint="default" w:ascii="Calibri" w:hAnsi="Calibri" w:cs="Calibri"/>
+          <w:b/>
+          <w:bCs/>
+          <w:color w:val="auto"/>
+          <w:sz w:val="28"/>
+          <w:szCs w:val="28"/>
+        </w:rPr>
+        <w:t>7. Deployment Requirements</w:t>
+      </w:r>
+    </w:p>
+    <w:p>
+      <w:pPr>
+        <w:pStyle w:val="24"/>
+        <w:numPr>
+          <w:ilvl w:val="0"/>
           <w:numId w:val="8"/>
         </w:numPr>
         <w:rPr>
@@ -3119,7 +4147,7 @@
           <w:sz w:val="28"/>
           <w:szCs w:val="28"/>
         </w:rPr>
-        <w:t>Successful transactions</w:t>
+        <w:t>Apache Tomcat server</w:t>
       </w:r>
     </w:p>
     <w:p>
@@ -3141,33 +4169,7 @@
           <w:sz w:val="28"/>
           <w:szCs w:val="28"/>
         </w:rPr>
-        <w:t>Sample test data included</w:t>
-      </w:r>
-    </w:p>
-    <w:bookmarkEnd w:id="12"/>
-    <w:p>
-      <w:pPr>
-        <w:pStyle w:val="4"/>
-        <w:rPr>
-          <w:rFonts w:hint="default" w:ascii="Calibri" w:hAnsi="Calibri" w:cs="Calibri"/>
-          <w:b/>
-          <w:bCs/>
-          <w:color w:val="auto"/>
-          <w:sz w:val="28"/>
-          <w:szCs w:val="28"/>
-        </w:rPr>
-      </w:pPr>
-      <w:bookmarkStart w:id="13" w:name="deployment-requirements"/>
-      <w:r>
-        <w:rPr>
-          <w:rFonts w:hint="default" w:ascii="Calibri" w:hAnsi="Calibri" w:cs="Calibri"/>
-          <w:b/>
-          <w:bCs/>
-          <w:color w:val="auto"/>
-          <w:sz w:val="28"/>
-          <w:szCs w:val="28"/>
-        </w:rPr>
-        <w:t>7. Deployment Requirements</w:t>
+        <w:t>Project runs without errors</w:t>
       </w:r>
     </w:p>
     <w:p>
@@ -3189,7 +4191,7 @@
           <w:sz w:val="28"/>
           <w:szCs w:val="28"/>
         </w:rPr>
-        <w:t>Apache Tomcat server</w:t>
+        <w:t>Database connection configured</w:t>
       </w:r>
     </w:p>
     <w:p>
@@ -3211,50 +4213,6 @@
           <w:sz w:val="28"/>
           <w:szCs w:val="28"/>
         </w:rPr>
-        <w:t>Project runs without errors</w:t>
-      </w:r>
-    </w:p>
-    <w:p>
-      <w:pPr>
-        <w:pStyle w:val="24"/>
-        <w:numPr>
-          <w:ilvl w:val="0"/>
-          <w:numId w:val="8"/>
-        </w:numPr>
-        <w:rPr>
-          <w:rFonts w:hint="default" w:ascii="Calibri" w:hAnsi="Calibri" w:cs="Calibri"/>
-          <w:sz w:val="28"/>
-          <w:szCs w:val="28"/>
-        </w:rPr>
-      </w:pPr>
-      <w:r>
-        <w:rPr>
-          <w:rFonts w:hint="default" w:ascii="Calibri" w:hAnsi="Calibri" w:cs="Calibri"/>
-          <w:sz w:val="28"/>
-          <w:szCs w:val="28"/>
-        </w:rPr>
-        <w:t>Database connection configured</w:t>
-      </w:r>
-    </w:p>
-    <w:p>
-      <w:pPr>
-        <w:pStyle w:val="24"/>
-        <w:numPr>
-          <w:ilvl w:val="0"/>
-          <w:numId w:val="8"/>
-        </w:numPr>
-        <w:rPr>
-          <w:rFonts w:hint="default" w:ascii="Calibri" w:hAnsi="Calibri" w:cs="Calibri"/>
-          <w:sz w:val="28"/>
-          <w:szCs w:val="28"/>
-        </w:rPr>
-      </w:pPr>
-      <w:r>
-        <w:rPr>
-          <w:rFonts w:hint="default" w:ascii="Calibri" w:hAnsi="Calibri" w:cs="Calibri"/>
-          <w:sz w:val="28"/>
-          <w:szCs w:val="28"/>
-        </w:rPr>
         <w:t>WAR file for deployment</w:t>
       </w:r>
     </w:p>
@@ -3269,9 +4227,10 @@
         </w:rPr>
       </w:pPr>
       <w:bookmarkStart w:id="14" w:name="final-project-report"/>
-    </w:p>
-    <w:bookmarkEnd w:id="0"/>
-    <w:bookmarkEnd w:id="14"/>
+      <w:bookmarkEnd w:id="0"/>
+      <w:bookmarkEnd w:id="14"/>
+    </w:p>
+    <w:bookmarkEnd w:id="15"/>
     <w:sectPr>
       <w:footnotePr>
         <w:numRestart w:val="eachSect"/>
@@ -3690,7 +4649,7 @@
     <w:lsdException w:unhideWhenUsed="0" w:uiPriority="0" w:semiHidden="0" w:name="HTML Sample"/>
     <w:lsdException w:unhideWhenUsed="0" w:uiPriority="0" w:semiHidden="0" w:name="HTML Typewriter"/>
     <w:lsdException w:unhideWhenUsed="0" w:uiPriority="0" w:semiHidden="0" w:name="HTML Variable"/>
-    <w:lsdException w:unhideWhenUsed="0" w:uiPriority="0" w:semiHidden="0" w:name="Normal Table"/>
+    <w:lsdException w:qFormat="1" w:unhideWhenUsed="0" w:uiPriority="0" w:semiHidden="0" w:name="Normal Table"/>
     <w:lsdException w:unhideWhenUsed="0" w:uiPriority="0" w:semiHidden="0" w:name="annotation subject"/>
     <w:lsdException w:unhideWhenUsed="0" w:uiPriority="0" w:semiHidden="0" w:name="Table Simple 1"/>
     <w:lsdException w:unhideWhenUsed="0" w:uiPriority="0" w:semiHidden="0" w:name="Table Simple 2"/>
@@ -3865,7 +4824,7 @@
     </w:pPr>
     <w:rPr>
       <w:rFonts w:asciiTheme="majorHAnsi" w:hAnsiTheme="majorHAnsi" w:eastAsiaTheme="majorEastAsia" w:cstheme="majorBidi"/>
-      <w:color w:val="0F4761" w:themeColor="accent1" w:themeShade="BF"/>
+      <w:color w:val="104862" w:themeColor="accent1" w:themeShade="BF"/>
       <w:sz w:val="40"/>
       <w:szCs w:val="40"/>
     </w:rPr>
@@ -3887,7 +4846,7 @@
     </w:pPr>
     <w:rPr>
       <w:rFonts w:asciiTheme="majorHAnsi" w:hAnsiTheme="majorHAnsi" w:eastAsiaTheme="majorEastAsia" w:cstheme="majorBidi"/>
-      <w:color w:val="0F4761" w:themeColor="accent1" w:themeShade="BF"/>
+      <w:color w:val="104862" w:themeColor="accent1" w:themeShade="BF"/>
       <w:sz w:val="32"/>
       <w:szCs w:val="32"/>
     </w:rPr>
@@ -3909,7 +4868,7 @@
     </w:pPr>
     <w:rPr>
       <w:rFonts w:eastAsiaTheme="majorEastAsia" w:cstheme="majorBidi"/>
-      <w:color w:val="0F4761" w:themeColor="accent1" w:themeShade="BF"/>
+      <w:color w:val="104862" w:themeColor="accent1" w:themeShade="BF"/>
       <w:sz w:val="28"/>
       <w:szCs w:val="28"/>
     </w:rPr>
@@ -3933,7 +4892,7 @@
       <w:rFonts w:eastAsiaTheme="majorEastAsia" w:cstheme="majorBidi"/>
       <w:i/>
       <w:iCs/>
-      <w:color w:val="0F4761" w:themeColor="accent1" w:themeShade="BF"/>
+      <w:color w:val="104862" w:themeColor="accent1" w:themeShade="BF"/>
     </w:rPr>
   </w:style>
   <w:style w:type="paragraph" w:styleId="7">
@@ -3953,7 +4912,7 @@
     </w:pPr>
     <w:rPr>
       <w:rFonts w:eastAsiaTheme="majorEastAsia" w:cstheme="majorBidi"/>
-      <w:color w:val="0F4761" w:themeColor="accent1" w:themeShade="BF"/>
+      <w:color w:val="104862" w:themeColor="accent1" w:themeShade="BF"/>
     </w:rPr>
   </w:style>
   <w:style w:type="paragraph" w:styleId="8">
@@ -3975,7 +4934,15 @@
       <w:rFonts w:eastAsiaTheme="majorEastAsia" w:cstheme="majorBidi"/>
       <w:i/>
       <w:iCs/>
-      <w:color w:val="585858" w:themeColor="text1" w:themeTint="A6"/>
+      <w:color w:val="595959" w:themeColor="text1" w:themeTint="A6"/>
+      <w14:textFill>
+        <w14:solidFill>
+          <w14:schemeClr w14:val="tx1">
+            <w14:lumMod w14:val="65000"/>
+            <w14:lumOff w14:val="35000"/>
+          </w14:schemeClr>
+        </w14:solidFill>
+      </w14:textFill>
     </w:rPr>
   </w:style>
   <w:style w:type="paragraph" w:styleId="9">
@@ -3995,7 +4962,15 @@
     </w:pPr>
     <w:rPr>
       <w:rFonts w:eastAsiaTheme="majorEastAsia" w:cstheme="majorBidi"/>
-      <w:color w:val="585858" w:themeColor="text1" w:themeTint="A6"/>
+      <w:color w:val="595959" w:themeColor="text1" w:themeTint="A6"/>
+      <w14:textFill>
+        <w14:solidFill>
+          <w14:schemeClr w14:val="tx1">
+            <w14:lumMod w14:val="65000"/>
+            <w14:lumOff w14:val="35000"/>
+          </w14:schemeClr>
+        </w14:solidFill>
+      </w14:textFill>
     </w:rPr>
   </w:style>
   <w:style w:type="paragraph" w:styleId="10">
@@ -4017,7 +4992,15 @@
       <w:rFonts w:eastAsiaTheme="majorEastAsia" w:cstheme="majorBidi"/>
       <w:i/>
       <w:iCs/>
-      <w:color w:val="262626" w:themeColor="text1" w:themeTint="D8"/>
+      <w:color w:val="262626" w:themeColor="text1" w:themeTint="D9"/>
+      <w14:textFill>
+        <w14:solidFill>
+          <w14:schemeClr w14:val="tx1">
+            <w14:lumMod w14:val="85000"/>
+            <w14:lumOff w14:val="15000"/>
+          </w14:schemeClr>
+        </w14:solidFill>
+      </w14:textFill>
     </w:rPr>
   </w:style>
   <w:style w:type="paragraph" w:styleId="11">
@@ -4037,7 +5020,15 @@
     </w:pPr>
     <w:rPr>
       <w:rFonts w:eastAsiaTheme="majorEastAsia" w:cstheme="majorBidi"/>
-      <w:color w:val="262626" w:themeColor="text1" w:themeTint="D8"/>
+      <w:color w:val="262626" w:themeColor="text1" w:themeTint="D9"/>
+      <w14:textFill>
+        <w14:solidFill>
+          <w14:schemeClr w14:val="tx1">
+            <w14:lumMod w14:val="85000"/>
+            <w14:lumOff w14:val="15000"/>
+          </w14:schemeClr>
+        </w14:solidFill>
+      </w14:textFill>
     </w:rPr>
   </w:style>
   <w:style w:type="character" w:default="1" w:styleId="12">
@@ -4049,6 +5040,7 @@
   </w:style>
   <w:style w:type="table" w:default="1" w:styleId="13">
     <w:name w:val="Normal Table"/>
+    <w:qFormat/>
     <w:uiPriority w:val="0"/>
     <w:tblPr>
       <w:tblCellMar>
@@ -4141,6 +5133,11 @@
     <w:uiPriority w:val="0"/>
     <w:rPr>
       <w:color w:val="156082" w:themeColor="accent1"/>
+      <w14:textFill>
+        <w14:solidFill>
+          <w14:schemeClr w14:val="accent1"/>
+        </w14:solidFill>
+      </w14:textFill>
     </w:rPr>
   </w:style>
   <w:style w:type="paragraph" w:styleId="21">
@@ -4215,10 +5212,18 @@
     <w:uiPriority w:val="11"/>
     <w:rPr>
       <w:rFonts w:eastAsiaTheme="majorEastAsia" w:cstheme="majorBidi"/>
-      <w:color w:val="585858" w:themeColor="text1" w:themeTint="A6"/>
+      <w:color w:val="595959" w:themeColor="text1" w:themeTint="A6"/>
       <w:spacing w:val="15"/>
       <w:sz w:val="28"/>
       <w:szCs w:val="28"/>
+      <w14:textFill>
+        <w14:solidFill>
+          <w14:schemeClr w14:val="tx1">
+            <w14:lumMod w14:val="65000"/>
+            <w14:lumOff w14:val="35000"/>
+          </w14:schemeClr>
+        </w14:solidFill>
+      </w14:textFill>
     </w:rPr>
   </w:style>
   <w:style w:type="paragraph" w:customStyle="1" w:styleId="27">
@@ -4287,7 +5292,7 @@
     <w:uiPriority w:val="9"/>
     <w:rPr>
       <w:rFonts w:asciiTheme="majorHAnsi" w:hAnsiTheme="majorHAnsi" w:eastAsiaTheme="majorEastAsia" w:cstheme="majorBidi"/>
-      <w:color w:val="0F4761" w:themeColor="accent1" w:themeShade="BF"/>
+      <w:color w:val="104862" w:themeColor="accent1" w:themeShade="BF"/>
       <w:sz w:val="40"/>
       <w:szCs w:val="40"/>
     </w:rPr>
@@ -4301,7 +5306,7 @@
     <w:uiPriority w:val="9"/>
     <w:rPr>
       <w:rFonts w:asciiTheme="majorHAnsi" w:hAnsiTheme="majorHAnsi" w:eastAsiaTheme="majorEastAsia" w:cstheme="majorBidi"/>
-      <w:color w:val="0F4761" w:themeColor="accent1" w:themeShade="BF"/>
+      <w:color w:val="104862" w:themeColor="accent1" w:themeShade="BF"/>
       <w:sz w:val="32"/>
       <w:szCs w:val="32"/>
     </w:rPr>
@@ -4315,7 +5320,7 @@
     <w:uiPriority w:val="9"/>
     <w:rPr>
       <w:rFonts w:eastAsiaTheme="majorEastAsia" w:cstheme="majorBidi"/>
-      <w:color w:val="0F4761" w:themeColor="accent1" w:themeShade="BF"/>
+      <w:color w:val="104862" w:themeColor="accent1" w:themeShade="BF"/>
       <w:sz w:val="28"/>
       <w:szCs w:val="28"/>
     </w:rPr>
@@ -4331,7 +5336,7 @@
       <w:rFonts w:eastAsiaTheme="majorEastAsia" w:cstheme="majorBidi"/>
       <w:i/>
       <w:iCs/>
-      <w:color w:val="0F4761" w:themeColor="accent1" w:themeShade="BF"/>
+      <w:color w:val="104862" w:themeColor="accent1" w:themeShade="BF"/>
     </w:rPr>
   </w:style>
   <w:style w:type="character" w:customStyle="1" w:styleId="35">
@@ -4343,7 +5348,7 @@
     <w:uiPriority w:val="9"/>
     <w:rPr>
       <w:rFonts w:eastAsiaTheme="majorEastAsia" w:cstheme="majorBidi"/>
-      <w:color w:val="0F4761" w:themeColor="accent1" w:themeShade="BF"/>
+      <w:color w:val="104862" w:themeColor="accent1" w:themeShade="BF"/>
     </w:rPr>
   </w:style>
   <w:style w:type="character" w:customStyle="1" w:styleId="36">
@@ -4357,7 +5362,15 @@
       <w:rFonts w:eastAsiaTheme="majorEastAsia" w:cstheme="majorBidi"/>
       <w:i/>
       <w:iCs/>
-      <w:color w:val="585858" w:themeColor="text1" w:themeTint="A6"/>
+      <w:color w:val="595959" w:themeColor="text1" w:themeTint="A6"/>
+      <w14:textFill>
+        <w14:solidFill>
+          <w14:schemeClr w14:val="tx1">
+            <w14:lumMod w14:val="65000"/>
+            <w14:lumOff w14:val="35000"/>
+          </w14:schemeClr>
+        </w14:solidFill>
+      </w14:textFill>
     </w:rPr>
   </w:style>
   <w:style w:type="character" w:customStyle="1" w:styleId="37">
@@ -4369,7 +5382,15 @@
     <w:uiPriority w:val="9"/>
     <w:rPr>
       <w:rFonts w:eastAsiaTheme="majorEastAsia" w:cstheme="majorBidi"/>
-      <w:color w:val="585858" w:themeColor="text1" w:themeTint="A6"/>
+      <w:color w:val="595959" w:themeColor="text1" w:themeTint="A6"/>
+      <w14:textFill>
+        <w14:solidFill>
+          <w14:schemeClr w14:val="tx1">
+            <w14:lumMod w14:val="65000"/>
+            <w14:lumOff w14:val="35000"/>
+          </w14:schemeClr>
+        </w14:solidFill>
+      </w14:textFill>
     </w:rPr>
   </w:style>
   <w:style w:type="character" w:customStyle="1" w:styleId="38">
@@ -4383,7 +5404,15 @@
       <w:rFonts w:eastAsiaTheme="majorEastAsia" w:cstheme="majorBidi"/>
       <w:i/>
       <w:iCs/>
-      <w:color w:val="262626" w:themeColor="text1" w:themeTint="D8"/>
+      <w:color w:val="262626" w:themeColor="text1" w:themeTint="D9"/>
+      <w14:textFill>
+        <w14:solidFill>
+          <w14:schemeClr w14:val="tx1">
+            <w14:lumMod w14:val="85000"/>
+            <w14:lumOff w14:val="15000"/>
+          </w14:schemeClr>
+        </w14:solidFill>
+      </w14:textFill>
     </w:rPr>
   </w:style>
   <w:style w:type="character" w:customStyle="1" w:styleId="39">
@@ -4395,7 +5424,15 @@
     <w:uiPriority w:val="9"/>
     <w:rPr>
       <w:rFonts w:eastAsiaTheme="majorEastAsia" w:cstheme="majorBidi"/>
-      <w:color w:val="262626" w:themeColor="text1" w:themeTint="D8"/>
+      <w:color w:val="262626" w:themeColor="text1" w:themeTint="D9"/>
+      <w14:textFill>
+        <w14:solidFill>
+          <w14:schemeClr w14:val="tx1">
+            <w14:lumMod w14:val="85000"/>
+            <w14:lumOff w14:val="15000"/>
+          </w14:schemeClr>
+        </w14:solidFill>
+      </w14:textFill>
     </w:rPr>
   </w:style>
   <w:style w:type="paragraph" w:customStyle="1" w:styleId="40">
@@ -4425,7 +5462,6 @@
       </w:tblCellMar>
     </w:tblPr>
     <w:tblStylePr w:type="firstRow">
-      <w:tblPr/>
       <w:tcPr>
         <w:tcBorders>
           <w:bottom w:val="single" w:color="auto" w:sz="0" w:space="0"/>
@@ -4525,7 +5561,7 @@
     </w:pPr>
     <w:rPr>
       <w:rFonts w:asciiTheme="majorHAnsi" w:hAnsiTheme="majorHAnsi" w:eastAsiaTheme="majorEastAsia" w:cstheme="majorBidi"/>
-      <w:color w:val="0F4761" w:themeColor="accent1" w:themeShade="BF"/>
+      <w:color w:val="104862" w:themeColor="accent1" w:themeShade="BF"/>
     </w:rPr>
   </w:style>
   <w:style w:type="character" w:customStyle="1" w:styleId="52">
